--- a/example_articles/states/Nevada/4.states_Nevada_Other_publisher.docx
+++ b/example_articles/states/Nevada/4.states_Nevada_Other_publisher.docx
@@ -29,17 +29,17 @@
     </w:p>
     <w:p>
       <w:r>
-        <w:t>Source File: Other publishers/Files (500) (26).DOCX</w:t>
+        <w:t>Source file: Other publishers/Files (500) (26).DOCX</w:t>
       </w:r>
     </w:p>
     <w:p>
       <w:r>
-        <w:t>Raw locations result: ['Nevada']</w:t>
+        <w:t>Raw locations result, 'locations': ['Nevada']</w:t>
       </w:r>
     </w:p>
     <w:p>
       <w:r>
-        <w:t>states_stand_flat (Standardized): Nevada</w:t>
+        <w:t>Standardized locations result, 'states_stand_flat': Nevada</w:t>
       </w:r>
     </w:p>
     <w:p>

--- a/example_articles/states/Nevada/4.states_Nevada_Other_publisher.docx
+++ b/example_articles/states/Nevada/4.states_Nevada_Other_publisher.docx
@@ -7,9 +7,9 @@
         <w:pStyle w:val="Heading1"/>
       </w:pPr>
       <w:r>
-        <w:t>SHE STOOPS TO CONQUER;</w:t>
+        <w:t>BEST-LAID PLANS;</w:t>
         <w:br/>
-        <w:t xml:space="preserve"> NEW PITT DRAMA PROF, DIRECTOR THRIVES ON CHALLENGES</w:t>
+        <w:t>YOUNG BOY LOOKS FOR HOPE IN CYNICAL WORLD IN 'PAY IT FORWARD'</w:t>
       </w:r>
     </w:p>
     <w:p>
@@ -19,17 +19,17 @@
     </w:p>
     <w:p>
       <w:r>
-        <w:t>Date: 2002-07-13</w:t>
+        <w:t>Date: 2000-10-20</w:t>
       </w:r>
     </w:p>
     <w:p>
       <w:r>
-        <w:t>Section: LIFESTYLE,; STAGE PREVIEW</w:t>
+        <w:t>Section: ARTS &amp; ENTERTAINMENT,; ON FILM</w:t>
       </w:r>
     </w:p>
     <w:p>
       <w:r>
-        <w:t>Source file: Other publishers/Files (500) (26).DOCX</w:t>
+        <w:t>Source file: Other publishers/Files (500) (25).DOCX</w:t>
       </w:r>
     </w:p>
     <w:p>
@@ -51,39 +51,45 @@
     </w:p>
     <w:p>
       <w:r>
-        <w:t>Melanie Dreyer has good news for us. As a newcomer to Pittsburgh, knowing only its working-class reputation and medium size, she was surprised and pleased to discover "lots of theater with a good mix." And we're friendly, too. Within three months, "I met everyone [in the small professional theater world] and felt welcome. It was a breath of fresh air."</w:t>
+        <w:t>Your reaction to "Pay It Forward" may depend on how much of a cynic you are -- in other words, how much you resemble the characters in the movie, whose bitterness largely precludes them from seeing the possibility that life can get better or that any of us can make a difference.</w:t>
         <w:br/>
-        <w:t xml:space="preserve"> That's in contrast to St. Louis, where she founded and ran a small professional company she describes as "sort of like the Quantum Theatre of St. Louis." There, the theater community is smaller with "an environment of in-fighting, and newcomers are shut out."</w:t>
+        <w:t>Some critics have already condemned this film for being schmaltzy and manipulative. Well, Frank Capra was schmaltzy. Alfred Hitchcock was manipulative. These qualities do not automatically disqualify a movie from being worthy of your time and money.</w:t>
         <w:br/>
-        <w:t>Dreyer moved here to teach theater at the University of Pittsburgh, where she runs the undergraduate performance program and has already directed two plays -- the premiere of "Silent Spring," last year, and Moliere's "Learned Ladies," this. But she's also developed a relationship with the Pittsburgh Irish &amp; Classical Theatre, first serving as Andrew Paul's assistant director on last summer's "The Seagull" and then getting the nod to direct "She Stoops to Conquer," which opens tonight.</w:t>
+        <w:t>Granted, "Pay It Forward" hardly ranks with the better works of those classic filmmakers. Director Mimi Leder ("The Peacemaker," "Deep Impact") offers meaningful visual contrasts but exhibits some clumsiness in advancing the story and providing some small but telling points of character development.</w:t>
         <w:br/>
-        <w:t xml:space="preserve"> "She Stoops," the 1773 Oliver Goldsmith comedy classic about the shy aristocrat and the woman who plays barmaid to cure him, seems like an odd piece for Dreyer's professional Pittsburgh debut. But "for a girl who really loves new plays and the avant-garde, I do direct a lot of classics," she says, "allowing me to stretch my range."</w:t>
+        <w:t>I suspect the allegations of schmaltz are tied to the film's premise. Trevor McKinney (Haley Joel Osment), age 11, walks into his social studies class on the first day of school and finds a teacher, Eugene Simonet (Kevin Spacey), with a disfigured face and a daunting assignment: Find a way to change the world and then put it into action.</w:t>
         <w:br/>
-        <w:t xml:space="preserve"> Her avant-garde St. Louis company, ShatterMask Theater, had a three-year run, 1994-96, producing theatrical, nonrealist scripts in what she calls a predominantly "conservative, racist, Bible-belt town." She was warned, "this will not succeed," but, she admits, "when someone tells me I can't, I consider it a challenge." In any event, her company was "a huge hit. We filled a hunger."</w:t>
+        <w:t>Trevor takes the assignment more seriously than even Eugene, who doesn't really expect his students to carry it out. The boy starts out by giving a homeless man (James Caviezel) a meal, a shower and a place to sleep for the night. He doesn't tell his mother, Arlene (Helen Hunt), who works two jobs to make ends meet and is a recovering alcoholic on a very shaky wagon. His father, Ricky (Jon Bon Jovi) is a deadbeat and a batterer who shows up every so often.</w:t>
         <w:br/>
-        <w:t xml:space="preserve"> ShatterMask was an all-Equity company playing a summer schedule in a 150-seat black box theater. Dreyer paid attention to details: For example, the company had a glossy magazine program because "the St. Louis moneyed community is fashion- and appearance-minded." In contrast, she finds reverse chic works better in Pittsburgh, which appreciates grit.</w:t>
+        <w:t>Why wouldn't Trevor want to change his world? His motivation is more personal than it is altruistic. The plan is simple: If someone does you a favor, don't pay it back. Pay it forward by doing a favor for three other people, including (perhaps preferably) complete strangers. And then they pay it forward to three people each, and pretty soon you have random acts of kindness multiplying geometrically until humanity finally proves itself worthy of the name.</w:t>
         <w:br/>
-        <w:t xml:space="preserve"> Unlike artists who dare you to love their art or leave it, Dreyer would rather educate, not alienate. Her company provided pre-show talks, post-show discussions and large sheets of butcher paper for audiences to post their responses and encourage dialogue -- like a communal art project. "Theater became part of the community, not an elitist project," she says. "Running that theater company was my greatest learning experience."</w:t>
+        <w:t>But Trevor's best-laid plans -- which include playing matchmaker for his mom by inviting Eugene to his house -- don't seem to be working, or so he thinks. We know otherwise. Still, life's dark edges keep clawing at the characters, whose lives define the phrase "quiet desperation." Even when it appears that everything will work out, fate has one more trauma left in reserve.</w:t>
         <w:br/>
-        <w:t xml:space="preserve"> Not that she hasn't had the other kind of learning. Dreyer has a B.A. from the University of Denver, M.A. from Washington University and M.F.A. from Northwestern University in Chicago, where she went after leaving St. Louis. When she finished that degree, although her goal might be to run a theater company again, "I knew I needed a real job." Pitt's offer was the most attractive "because I was looking for a community. Also, it's midway between New York, Chicago and Washington" -- places where she would like to direct.</w:t>
+        <w:t>That, I believe, is where the charge of manipulation comes in. Are Leder and screenwriter Leslie Dixon ("The Thomas Crown Affair") trying shamelessly to wring tears from our eyes, to play false with our feelings? I know that the movie's climactic incident comes straight from the novel by Catherine Ryan Hyde. The other big emotional scene, a fiery rant by Eugene in which he talks about his disfigurement, was invented by the filmmakers (so is Eugene, for that matter -- in the book, he is a black Vietnam veteran).</w:t>
         <w:br/>
-        <w:t xml:space="preserve"> Like most, Dreyer's original theater commitment was as an actor. When a teen-ager, "I decided I was going to be an actress and definitely a star." She graduated from college "absolutely full of confidence that I'd take New York by storm." But the reality was brutal -- a great many other actors who knew the ropes a lot better. In 3 1/2 years in New York, she says, she "worked some and studied a fair amount. I loved being a starving actor."</w:t>
+        <w:t>But we should not curse the darkness in this case -- it keeps the movie grounded in some sort of reality, and it plays true to the film's underlying view of the human condition that even progress must be accompanied by a certain amount of pain. And isn't Trevor's plan basically what is preached by the religions most of us claim to follow?</w:t>
         <w:br/>
-        <w:t xml:space="preserve"> But she fell in love with a man from St. Louis and moved there. Simultaneously, "I transferred my creative passions from one side of the footlights to the other. [I learned that] I'm full of ideas and I love to be in charge. As a director, you're the king or queen. As an actor, you're only in charge of your own corner of the universe and you work under the umbrella of the director."</w:t>
+        <w:t>I like the way Leder contrasts the dusty working-class environment of the main characters with the unreal glitz visible just over the hill in the city where they live -- Las Vegas, that shrine to big hopes, last gasps, big gambles and wild, unlikely dreams.</w:t>
         <w:br/>
-        <w:t xml:space="preserve"> In St. Louis, she also learned German. She took her first class as part of research for "Cabaret," which she was directing at Washington University. She loved the language and its literature, so she began to study in earnest, but the defining moment may have been when a drama critic told her she was too old to learn German. "That was enough for me," she says -- the challenge was a spur.</w:t>
+        <w:t>Almost all of the characters are damaged in some way, physically or emotionally. Spacey starts out with the staccato, weary monotone of Lester Burnham from "American Beauty," but we discover that the fire still burns inside Eugene -- he just can't afford to be singed any more. Hunt gives a convincing portrayal of a blue-collar woman addicted to all of her bad habits.</w:t>
         <w:br/>
-        <w:t xml:space="preserve"> Now fluent, she says she speaks with an accent that strikes Germans as either Spanish or Dutch. She has visited Germany frequently and done theater work there. Not coincidentally, her husband is German -- Peter Lude, who also has moved to Pittsburgh and is in the heating and cooling business. They have a son, Cassidy, 11 months old. In fact, her assistant director stint on PICT's "Seagull" last summer coincided with her pregnancy, and she had to miss tech week to give birth.</w:t>
+        <w:t>But it is young Osment who carries the movie on his small but sturdy shoulders, investing Trevor with the kind of passion that makes us root for him to succeed and makes us believe that he could actually carry out his plan. He demonstrates that his performance in "The Sixth Sense" was no fluke.</w:t>
         <w:br/>
-        <w:t xml:space="preserve"> Dreyer is full of ideas, such as a bilingual co-production with actors from Pittsburgh and Germany. She speaks of "a Melanie Dreyer production," which she defines as one that engages the audience. "I am a woman of action," she says. Her history bears her out.</w:t>
+        <w:t>Or are you a cynic about child actors, too?</w:t>
         <w:br/>
-        <w:t xml:space="preserve"> "She Stoops to Conquer"</w:t>
+        <w:t>Go online to Movies 'n' Music at post-gazette.com/magazine for a teen take on pop culture.</w:t>
         <w:br/>
-        <w:t xml:space="preserve"> WHERE: Pittsburgh Irish &amp; Classical Theatre at City Theatre, 13th and Bingham, South Side.</w:t>
+        <w:t>'PAY IT FORWARD'</w:t>
         <w:br/>
-        <w:t xml:space="preserve"> WHEN: Through July 27; 8 p.m. Wednesdays through Saturdays; 2 p.m. Sundays and July 27.</w:t>
+        <w:t>Rating: PG-13 for mature thematic elements including substance abuse/recovery, some sexual situations, language and brief violence</w:t>
         <w:br/>
-        <w:t xml:space="preserve"> TICKETS: $20-$25 (student rush $14); 412-394-3353.</w:t>
+        <w:t>Players: Kevin Spacey, Helen Hunt, Haley Joel Osment.</w:t>
+        <w:br/>
+        <w:t>Director: Mimi Leder.</w:t>
+        <w:br/>
+        <w:t>Critic's call: three stars.</w:t>
+        <w:br/>
+        <w:t>WEEKEND MAG</w:t>
         <w:br/>
         <w:br/>
         <w:t>Graphic</w:t>
@@ -91,9 +97,7 @@
         <w:br/>
         <w:t xml:space="preserve"> </w:t>
         <w:br/>
-        <w:t xml:space="preserve">PHOTO: Andy Starnes/Post-Gazette photos: Melanie Dreyer says "I'm full of ideas and I love to be in charge. As a director, you're the king or queen."  </w:t>
-        <w:br/>
-        <w:t xml:space="preserve"> PHOTO: Dreyer, center, offers pre-rehearsal pointers to "She Stoops to Conquer" cast members Michael Fuller and Colleen Delany.</w:t>
+        <w:t>PHOTO, Photo: David James: Haley Joel Osment (center) tries to fix up his; mom (Helen Hunt) with his teacher (Kevin Spacey) in "Pay it Forward."</w:t>
       </w:r>
     </w:p>
     <w:sectPr>

--- a/example_articles/states/Nevada/4.states_Nevada_Other_publisher.docx
+++ b/example_articles/states/Nevada/4.states_Nevada_Other_publisher.docx
@@ -7,9 +7,7 @@
         <w:pStyle w:val="Heading1"/>
       </w:pPr>
       <w:r>
-        <w:t>BEST-LAID PLANS;</w:t>
-        <w:br/>
-        <w:t>YOUNG BOY LOOKS FOR HOPE IN CYNICAL WORLD IN 'PAY IT FORWARD'</w:t>
+        <w:t>Obama nudges mortgage relief program Eligibility widened in bid to make underutilized plan more popular</w:t>
       </w:r>
     </w:p>
     <w:p>
@@ -19,17 +17,17 @@
     </w:p>
     <w:p>
       <w:r>
-        <w:t>Date: 2000-10-20</w:t>
+        <w:t>Date: 2011-10-25</w:t>
       </w:r>
     </w:p>
     <w:p>
       <w:r>
-        <w:t>Section: ARTS &amp; ENTERTAINMENT,; ON FILM</w:t>
+        <w:t>Section: NEWS; Pg. 2</w:t>
       </w:r>
     </w:p>
     <w:p>
       <w:r>
-        <w:t>Source file: Other publishers/Files (500) (25).DOCX</w:t>
+        <w:t>Source file: Other publishers/Files (500) (14).DOCX</w:t>
       </w:r>
     </w:p>
     <w:p>
@@ -51,45 +49,31 @@
     </w:p>
     <w:p>
       <w:r>
-        <w:t>Your reaction to "Pay It Forward" may depend on how much of a cynic you are -- in other words, how much you resemble the characters in the movie, whose bitterness largely precludes them from seeing the possibility that life can get better or that any of us can make a difference.</w:t>
+        <w:t>LAS VEGAS — President Barack Obama offered mortgage relief on Monday to hundreds of thousands of Americans, his latest attempt to ease the economic and political fallout of a housing crisis that has bedeviled him as he seeks a second term.</w:t>
         <w:br/>
-        <w:t>Some critics have already condemned this film for being schmaltzy and manipulative. Well, Frank Capra was schmaltzy. Alfred Hitchcock was manipulative. These qualities do not automatically disqualify a movie from being worthy of your time and money.</w:t>
+        <w:t>"I'm here to say that we can't wait for an increasingly dysfunctional Congress to do its job," the president declared outside a family home in Las Vegas, the epicenter of foreclosures and joblessness. "Where they won't act, I will."</w:t>
         <w:br/>
-        <w:t>Granted, "Pay It Forward" hardly ranks with the better works of those classic filmmakers. Director Mimi Leder ("The Peacemaker," "Deep Impact") offers meaningful visual contrasts but exhibits some clumsiness in advancing the story and providing some small but telling points of character development.</w:t>
+        <w:t>Making a case for his policies and a new effort to circumvent roadblocks put up by Republican lawmakers, Obama also laid out a theme for his re-election, saying there's "no excuse for all the games and the gridlock that we've been seeing in Washington."</w:t>
         <w:br/>
-        <w:t>I suspect the allegations of schmaltz are tied to the film's premise. Trevor McKinney (Haley Joel Osment), age 11, walks into his social studies class on the first day of school and finds a teacher, Eugene Simonet (Kevin Spacey), with a disfigured face and a daunting assignment: Find a way to change the world and then put it into action.</w:t>
+        <w:t>"People out here don't have a lot of time or a lot of patience for some of that nonsense that's been going on in Washington," he said.</w:t>
         <w:br/>
-        <w:t>Trevor takes the assignment more seriously than even Eugene, who doesn't really expect his students to carry it out. The boy starts out by giving a homeless man (James Caviezel) a meal, a shower and a place to sleep for the night. He doesn't tell his mother, Arlene (Helen Hunt), who works two jobs to make ends meet and is a recovering alcoholic on a very shaky wagon. His father, Ricky (Jon Bon Jovi) is a deadbeat and a batterer who shows up every so often.</w:t>
+        <w:t>The new rules for federally guaranteed loans represent a recognition that measures the administration has taken so far on housing have not worked as well as expected.</w:t>
         <w:br/>
-        <w:t>Why wouldn't Trevor want to change his world? His motivation is more personal than it is altruistic. The plan is simple: If someone does you a favor, don't pay it back. Pay it forward by doing a favor for three other people, including (perhaps preferably) complete strangers. And then they pay it forward to three people each, and pretty soon you have random acts of kindness multiplying geometrically until humanity finally proves itself worthy of the name.</w:t>
+        <w:t>His jobs bill struggling in Congress, Obama tried a new catchphrase — "We can't wait" — to highlight his administrative initiatives and to shift blame to congressional Republicans for lack of action to boost employment and stimulate an economic recovery.</w:t>
         <w:br/>
-        <w:t>But Trevor's best-laid plans -- which include playing matchmaker for his mom by inviting Eugene to his house -- don't seem to be working, or so he thinks. We know otherwise. Still, life's dark edges keep clawing at the characters, whose lives define the phrase "quiet desperation." Even when it appears that everything will work out, fate has one more trauma left in reserve.</w:t>
+        <w:t>Later in the week, Obama plans to announce measures to make it easier for college graduates to pay back federal loans. Such executive action allows Obama to address economic ills and other domestic challenges in spite of Republican opposition to most of his proposals.</w:t>
         <w:br/>
-        <w:t>That, I believe, is where the charge of manipulation comes in. Are Leder and screenwriter Leslie Dixon ("The Thomas Crown Affair") trying shamelessly to wring tears from our eyes, to play false with our feelings? I know that the movie's climactic incident comes straight from the novel by Catherine Ryan Hyde. The other big emotional scene, a fiery rant by Eugene in which he talks about his disfigurement, was invented by the filmmakers (so is Eugene, for that matter -- in the book, he is a black Vietnam veteran).</w:t>
+        <w:t>While Obama has proposed prodding the economy with payroll tax cuts and increased spending on public works and aid to states, he has yet to offer a wholesale overhaul of the nation's housing programs. Economists point to the burst housing bubble as the main culprit behind the 2008 financial crisis. Meanwhile, the combination of unemployment, depressed wages and mortgages that exceed house values has continued to put a strain on the economy.</w:t>
         <w:br/>
-        <w:t>But we should not curse the darkness in this case -- it keeps the movie grounded in some sort of reality, and it plays true to the film's underlying view of the human condition that even progress must be accompanied by a certain amount of pain. And isn't Trevor's plan basically what is preached by the religions most of us claim to follow?</w:t>
+        <w:t>While the White House tried to avoid predicting how many homeowners would benefit from the revamped refinancing program, the Federal Housing Finance Administration estimated an additional 1 million people would qualify. Moody's Analytics say the figure could be as high as 1.6 million.</w:t>
         <w:br/>
-        <w:t>I like the way Leder contrasts the dusty working-class environment of the main characters with the unreal glitz visible just over the hill in the city where they live -- Las Vegas, that shrine to big hopes, last gasps, big gambles and wild, unlikely dreams.</w:t>
+        <w:t>Under Obama's proposal, homeowners who are still current on their mortgages would be able to refinance no matter how much their home value has dropped below what they still owe.</w:t>
         <w:br/>
-        <w:t>Almost all of the characters are damaged in some way, physically or emotionally. Spacey starts out with the staccato, weary monotone of Lester Burnham from "American Beauty," but we discover that the fire still burns inside Eugene -- he just can't afford to be singed any more. Hunt gives a convincing portrayal of a blue-collar woman addicted to all of her bad habits.</w:t>
+        <w:t>"Now, over the past two years, we've already taken some steps to help folks refinance their mortgages," Obama said, listing a series of measures. "But we can do more."</w:t>
         <w:br/>
-        <w:t>But it is young Osment who carries the movie on his small but sturdy shoulders, investing Trevor with the kind of passion that makes us root for him to succeed and makes us believe that he could actually carry out his plan. He demonstrates that his performance in "The Sixth Sense" was no fluke.</w:t>
+        <w:t>At the same time, Obama acknowledged his latest proposal will not do all that's not needed to get the housing market back on its feet. "Given the magnitude of the housing bubble, and the huge inventory of unsold homes in places like Nevada, it will take time to solve these challenges," he said.</w:t>
         <w:br/>
-        <w:t>Or are you a cynic about child actors, too?</w:t>
-        <w:br/>
-        <w:t>Go online to Movies 'n' Music at post-gazette.com/magazine for a teen take on pop culture.</w:t>
-        <w:br/>
-        <w:t>'PAY IT FORWARD'</w:t>
-        <w:br/>
-        <w:t>Rating: PG-13 for mature thematic elements including substance abuse/recovery, some sexual situations, language and brief violence</w:t>
-        <w:br/>
-        <w:t>Players: Kevin Spacey, Helen Hunt, Haley Joel Osment.</w:t>
-        <w:br/>
-        <w:t>Director: Mimi Leder.</w:t>
-        <w:br/>
-        <w:t>Critic's call: three stars.</w:t>
-        <w:br/>
-        <w:t>WEEKEND MAG</w:t>
+        <w:t>In spelling out the plan to homeowners in a diverse, working-class Las Vegas neighborhood, Obama chose a state that provides the starkest example of the toll the housing crisis has exacted from Americans. One in every 118 homes in the state of Nevada received a foreclosure notice in September, the highest ratio in the country, according to the foreclosure listing firm RealtyTrac.</w:t>
         <w:br/>
         <w:br/>
         <w:t>Graphic</w:t>
@@ -97,7 +81,7 @@
         <w:br/>
         <w:t xml:space="preserve"> </w:t>
         <w:br/>
-        <w:t>PHOTO, Photo: David James: Haley Joel Osment (center) tries to fix up his; mom (Helen Hunt) with his teacher (Kevin Spacey) in "Pay it Forward."</w:t>
+        <w:t>ASSOCIATED PRESS President Barack Obama meets with the neighbors of home-owners Jose and Lissette Bonilla in Las Vegas Monday, part of his three-day trip to the West Coast.</w:t>
       </w:r>
     </w:p>
     <w:sectPr>
